--- a/docs/abstract/abstract.docx
+++ b/docs/abstract/abstract.docx
@@ -26,22 +26,13 @@
         <w:t xml:space="preserve">Yakov A. Tsepilov</w:t>
       </w:r>
     </w:p>
-    <w:bookmarkStart w:id="42" w:name="abstract"/>
+    <w:bookmarkStart w:id="20" w:name="abstract"/>
     <w:p>
       <w:pPr>
         <w:pStyle w:val="Heading2"/>
       </w:pPr>
       <w:r>
         <w:t xml:space="preserve">Abstract</w:t>
-      </w:r>
-    </w:p>
-    <w:bookmarkStart w:id="20" w:name="background"/>
-    <w:p>
-      <w:pPr>
-        <w:pStyle w:val="Heading3"/>
-      </w:pPr>
-      <w:r>
-        <w:t xml:space="preserve">Background</w:t>
       </w:r>
     </w:p>
     <w:p>
@@ -55,1115 +46,130 @@
         <w:t xml:space="preserve"> </w:t>
       </w:r>
       <w:r>
-        <w:t xml:space="preserve">These associations carry substantial value for explaining biological processes. However, associated variants are correlated through linkage disequilibrium.</w:t>
-      </w:r>
-      <w:r>
-        <w:t xml:space="preserve"> </w:t>
-      </w:r>
-      <w:r>
-        <w:t xml:space="preserve">An association signal at a locus therefore does not by itself identify which correlated variant influences the phenotype. Bayesian fine-mapping methods</w:t>
-      </w:r>
-      <w:r>
-        <w:t xml:space="preserve"> </w:t>
-      </w:r>
-      <w:r>
-        <w:t xml:space="preserve">resolve this by assigning each variant at a locus a posterior inclusion probability — the probability that the variant itself is causal, conditioned on the</w:t>
-      </w:r>
-      <w:r>
-        <w:t xml:space="preserve"> </w:t>
-      </w:r>
-      <w:r>
-        <w:t xml:space="preserve">observed association and the local LD structure. The variants at a locus are aggregated into a credible set that captures the true driver of the signal with</w:t>
-      </w:r>
-      <w:r>
-        <w:t xml:space="preserve"> </w:t>
-      </w:r>
-      <w:r>
-        <w:t xml:space="preserve">a defined posterior probability</w:t>
-      </w:r>
-      <w:r>
-        <w:rPr>
-          <w:vertAlign w:val="superscript"/>
-        </w:rPr>
-        <w:t xml:space="preserve">e.g. SuSiE,</w:t>
-      </w:r>
-      <w:r>
-        <w:rPr>
-          <w:vertAlign w:val="superscript"/>
-        </w:rPr>
-        <w:t xml:space="preserve"> </w:t>
-      </w:r>
-      <w:hyperlink w:anchor="ref-wang2020susie">
-        <w:r>
-          <w:rPr>
-            <w:rStyle w:val="Hyperlink"/>
-            <w:vertAlign w:val="superscript"/>
-          </w:rPr>
-          <w:t xml:space="preserve">1</w:t>
-        </w:r>
-      </w:hyperlink>
-      <w:r>
-        <w:t xml:space="preserve">. These methods were originally established for single-ancestry resolution, and already run</w:t>
-      </w:r>
-      <w:r>
-        <w:t xml:space="preserve"> </w:t>
-      </w:r>
-      <w:r>
-        <w:t xml:space="preserve">at scale within the Open Targets Platform</w:t>
-      </w:r>
-      <w:hyperlink w:anchor="ref-tsepilov2026pleiotropy">
-        <w:r>
-          <w:rPr>
-            <w:rStyle w:val="Hyperlink"/>
-            <w:vertAlign w:val="superscript"/>
-          </w:rPr>
-          <w:t xml:space="preserve">2</w:t>
-        </w:r>
-      </w:hyperlink>
-      <w:r>
-        <w:t xml:space="preserve">: release 26.06 includes 1,453,884 credible sets across 53,239 GWAS Catalog studies</w:t>
-      </w:r>
-      <w:r>
-        <w:t xml:space="preserve"> </w:t>
-      </w:r>
-      <w:r>
-        <w:t xml:space="preserve">and 32,137 credible sets across 2,374 UKB-PPP studies, fine-mapped by PICS and SuSiE-inf.</w:t>
-      </w:r>
-    </w:p>
-    <w:p>
-      <w:pPr>
-        <w:pStyle w:val="BodyText"/>
-      </w:pPr>
-      <w:r>
-        <w:t xml:space="preserve">Variants that tag the true signal through linkage disequilibrium, without driving it, show marginally different effects across populations due to</w:t>
-      </w:r>
-      <w:r>
-        <w:t xml:space="preserve"> </w:t>
-      </w:r>
-      <w:r>
-        <w:t xml:space="preserve">differences in LD structure — for example, African-ancestry populations carry systematically smaller LD blocks than European-ancestry</w:t>
-      </w:r>
-      <w:r>
-        <w:t xml:space="preserve"> </w:t>
-      </w:r>
-      <w:r>
-        <w:t xml:space="preserve">populations</w:t>
-      </w:r>
-      <w:hyperlink w:anchor="ref-yuan2024susiex">
-        <w:r>
-          <w:rPr>
-            <w:rStyle w:val="Hyperlink"/>
-            <w:vertAlign w:val="superscript"/>
-          </w:rPr>
-          <w:t xml:space="preserve">3</w:t>
-        </w:r>
-      </w:hyperlink>
-      <w:r>
-        <w:t xml:space="preserve">. A tag variant statistically indistinguishable from the true driver in one ancestry can be distinguishable in another.</w:t>
-      </w:r>
-      <w:r>
-        <w:t xml:space="preserve"> </w:t>
-      </w:r>
-      <w:r>
-        <w:t xml:space="preserve">Simulation and empirical work demonstrates that, where the underlying variant is shared between ancestry groups, a trans-ethnic fine-mapping improves</w:t>
-      </w:r>
-      <w:r>
-        <w:t xml:space="preserve"> </w:t>
-      </w:r>
-      <w:r>
-        <w:t xml:space="preserve">resolution over a single-ancestry analysis</w:t>
-      </w:r>
-      <w:hyperlink w:anchor="ref-vandebunt2015finemapping">
-        <w:r>
-          <w:rPr>
-            <w:rStyle w:val="Hyperlink"/>
-            <w:vertAlign w:val="superscript"/>
-          </w:rPr>
-          <w:t xml:space="preserve">4</w:t>
-        </w:r>
-      </w:hyperlink>
-      <w:r>
-        <w:t xml:space="preserve">. Multi-ancestry fine-mapping methods exploit the differences in LD by integrating data</w:t>
-      </w:r>
-      <w:r>
-        <w:t xml:space="preserve"> </w:t>
-      </w:r>
-      <w:r>
-        <w:t xml:space="preserve">from multiple populations</w:t>
-      </w:r>
-      <w:hyperlink w:anchor="ref-yuan2024susiex">
-        <w:r>
-          <w:rPr>
-            <w:rStyle w:val="Hyperlink"/>
-            <w:vertAlign w:val="superscript"/>
-          </w:rPr>
-          <w:t xml:space="preserve">3</w:t>
-        </w:r>
-      </w:hyperlink>
-      <w:r>
-        <w:rPr>
-          <w:vertAlign w:val="superscript"/>
-        </w:rPr>
-        <w:t xml:space="preserve">,</w:t>
-      </w:r>
-      <w:hyperlink w:anchor="ref-gao2024mesusie">
-        <w:r>
-          <w:rPr>
-            <w:rStyle w:val="Hyperlink"/>
-            <w:vertAlign w:val="superscript"/>
-          </w:rPr>
-          <w:t xml:space="preserve">5</w:t>
-        </w:r>
-      </w:hyperlink>
-      <w:r>
-        <w:rPr>
-          <w:vertAlign w:val="superscript"/>
-        </w:rPr>
-        <w:t xml:space="preserve">,</w:t>
-      </w:r>
-      <w:hyperlink w:anchor="ref-rossen2026multisusie">
-        <w:r>
-          <w:rPr>
-            <w:rStyle w:val="Hyperlink"/>
-            <w:vertAlign w:val="superscript"/>
-          </w:rPr>
-          <w:t xml:space="preserve">6</w:t>
-        </w:r>
-      </w:hyperlink>
-      <w:r>
-        <w:t xml:space="preserve">.</w:t>
-      </w:r>
-    </w:p>
-    <w:p>
-      <w:pPr>
-        <w:pStyle w:val="BodyText"/>
-      </w:pPr>
-      <w:r>
-        <w:t xml:space="preserve">The growth of large trans-ethnic biobanks producing GWAS for the same trait across ancestries (e.g. Pan-UKBB</w:t>
-      </w:r>
-      <w:hyperlink w:anchor="ref-karczewski2025panukbb">
-        <w:r>
-          <w:rPr>
-            <w:rStyle w:val="Hyperlink"/>
-            <w:vertAlign w:val="superscript"/>
-          </w:rPr>
-          <w:t xml:space="preserve">7</w:t>
-        </w:r>
-      </w:hyperlink>
-      <w:r>
-        <w:t xml:space="preserve">) allows multiple</w:t>
-      </w:r>
-      <w:r>
-        <w:t xml:space="preserve"> </w:t>
-      </w:r>
-      <w:r>
-        <w:t xml:space="preserve">ancestries to be leveraged to narrow the credible set and improve fine-mapping accuracy for the underlying variants shared across ancestries. Grouping</w:t>
-      </w:r>
-      <w:r>
-        <w:t xml:space="preserve"> </w:t>
-      </w:r>
-      <w:r>
-        <w:t xml:space="preserve">GWAS Catalog studies in release 26.06 by shared trait, 7,490 trait-sets already span two or more ancestries, with as many as five ancestries represented</w:t>
-      </w:r>
-      <w:r>
-        <w:t xml:space="preserve"> </w:t>
-      </w:r>
-      <w:r>
-        <w:t xml:space="preserve">in a single set and one trait — body mass index — spanning 9,442 studies. We introduce a solution that allows for scalable fine-mapping of GWAS studies</w:t>
-      </w:r>
-      <w:r>
-        <w:t xml:space="preserve"> </w:t>
-      </w:r>
-      <w:r>
-        <w:t xml:space="preserve">across multiple ancestries, using a set of established methods and existing external LD reference panels.</w:t>
+        <w:t xml:space="preserve">These associations carry substantial value for explaining biological processes. However, associated variants are correlated through linkage</w:t>
+      </w:r>
+      <w:r>
+        <w:t xml:space="preserve"> </w:t>
+      </w:r>
+      <w:r>
+        <w:t xml:space="preserve">disequilibrium. An association signal at a locus therefore does not by itself identify which correlated variant influences the phenotype. Bayesian</w:t>
+      </w:r>
+      <w:r>
+        <w:t xml:space="preserve"> </w:t>
+      </w:r>
+      <w:r>
+        <w:t xml:space="preserve">fine-mapping methods quantify this uncertainty by assigning each variant at a locus a posterior inclusion probability — the probability that the variant itself is</w:t>
+      </w:r>
+      <w:r>
+        <w:t xml:space="preserve"> </w:t>
+      </w:r>
+      <w:r>
+        <w:t xml:space="preserve">causal, conditioned on the observed association and the local LD structure. The variants at a locus are aggregated into a credible set that captures the</w:t>
+      </w:r>
+      <w:r>
+        <w:t xml:space="preserve"> </w:t>
+      </w:r>
+      <w:r>
+        <w:t xml:space="preserve">true driver of the signal with a defined posterior probability. These methods were originally established for single-ancestry resolution, and already</w:t>
+      </w:r>
+      <w:r>
+        <w:t xml:space="preserve"> </w:t>
+      </w:r>
+      <w:r>
+        <w:t xml:space="preserve">run at scale within the Open Targets Platform. Variants that tag the true signal through linkage disequilibrium, without driving it, show marginally</w:t>
+      </w:r>
+      <w:r>
+        <w:t xml:space="preserve"> </w:t>
+      </w:r>
+      <w:r>
+        <w:t xml:space="preserve">different effects across populations due to differences in LD structure. A tag variant statistically indistinguishable from the true driver in one</w:t>
+      </w:r>
+      <w:r>
+        <w:t xml:space="preserve"> </w:t>
+      </w:r>
+      <w:r>
+        <w:t xml:space="preserve">ancestry can be distinguishable in another. Multi-ancestry fine-mapping methods exploit the differences in LD by integrating data from multiple</w:t>
+      </w:r>
+      <w:r>
+        <w:t xml:space="preserve"> </w:t>
+      </w:r>
+      <w:r>
+        <w:t xml:space="preserve">populations. The growth of large trans-ethnic biobanks producing GWAS for the same trait across ancestries allows multiple ancestries to be leveraged to</w:t>
+      </w:r>
+      <w:r>
+        <w:t xml:space="preserve"> </w:t>
+      </w:r>
+      <w:r>
+        <w:t xml:space="preserve">improve fine-mapping accuracy for the underlying variants shared across ancestries. Grouping GWAS Catalog studies in Open</w:t>
+      </w:r>
+      <w:r>
+        <w:t xml:space="preserve"> </w:t>
+      </w:r>
+      <w:r>
+        <w:t xml:space="preserve">Targets release 26.06 by shared trait resulted in 7,490 trait-sets with multiple single-ancestry studies. We are developing a scalable multi-ancestry fine-mapping</w:t>
+      </w:r>
+      <w:r>
+        <w:t xml:space="preserve"> </w:t>
+      </w:r>
+      <w:r>
+        <w:t xml:space="preserve">workflow that integrates GWAS summary statistics, with ancestry-matched linkage disequilibrium reference panels from gnomAD and Pan-UKBB. The workflow</w:t>
+      </w:r>
+      <w:r>
+        <w:t xml:space="preserve"> </w:t>
+      </w:r>
+      <w:r>
+        <w:t xml:space="preserve">is implemented using Nextflow on top of the Open Targets Gentropy framework, and is designed to run in-house at biobank scale. The pipeline resolves the</w:t>
+      </w:r>
+      <w:r>
+        <w:t xml:space="preserve"> </w:t>
+      </w:r>
+      <w:r>
+        <w:t xml:space="preserve">Gentropy study index. For each trait set, pipeline determines which combinations of studies are eligible for multi-ancestry fine-mapping. The pipeline routes</w:t>
+      </w:r>
+      <w:r>
+        <w:t xml:space="preserve"> </w:t>
+      </w:r>
+      <w:r>
+        <w:t xml:space="preserve">each eligible combination to one or more applicable methods. Studies assigned to an execution route are then clumped. Loci and their</w:t>
+      </w:r>
+      <w:r>
+        <w:t xml:space="preserve"> </w:t>
+      </w:r>
+      <w:r>
+        <w:t xml:space="preserve">matched LD are passed through a shared Gentropy input interface. The method itself is agnostic and selectable, spanning MultiSuSiE as proof of concept,</w:t>
+      </w:r>
+      <w:r>
+        <w:t xml:space="preserve"> </w:t>
+      </w:r>
+      <w:r>
+        <w:t xml:space="preserve">with future work streamlined to integrate other methods. Method output is normalised back through a shared Gentropy output interface into the standard</w:t>
+      </w:r>
+      <w:r>
+        <w:t xml:space="preserve"> </w:t>
+      </w:r>
+      <w:r>
+        <w:t xml:space="preserve">credible-set format, so that it can be reused efficiently by other post-GWAS analysis methods. This Nextflow</w:t>
+      </w:r>
+      <w:r>
+        <w:t xml:space="preserve"> </w:t>
+      </w:r>
+      <w:r>
+        <w:t xml:space="preserve">multi-ancestry fine-mapping pipeline will allow Open Targets to produce more accurate credible sets at scale.</w:t>
+      </w:r>
+      <w:r>
+        <w:t xml:space="preserve"> </w:t>
+      </w:r>
+      <w:r>
+        <w:t xml:space="preserve">Built on open-source methods and uniform access to external LD reference panels,</w:t>
+      </w:r>
+      <w:r>
+        <w:t xml:space="preserve"> </w:t>
+      </w:r>
+      <w:r>
+        <w:t xml:space="preserve">it will support reuse by other groups working with multi-ancestry GWAS data.</w:t>
       </w:r>
     </w:p>
     <w:bookmarkEnd w:id="20"/>
-    <w:bookmarkStart w:id="41" w:name="methods"/>
-    <w:p>
-      <w:pPr>
-        <w:pStyle w:val="Heading3"/>
-      </w:pPr>
-      <w:r>
-        <w:t xml:space="preserve">Methods</w:t>
-      </w:r>
-    </w:p>
-    <w:p>
-      <w:pPr>
-        <w:pStyle w:val="FirstParagraph"/>
-      </w:pPr>
-      <w:r>
-        <w:t xml:space="preserve">We are developing a scalable multi-ancestry fine-mapping workflow that integrates GWAS summary statistics, using well-established Gentropy parquet-native</w:t>
-      </w:r>
-      <w:r>
-        <w:t xml:space="preserve"> </w:t>
-      </w:r>
-      <w:r>
-        <w:t xml:space="preserve">datasets, with ancestry-matched linkage disequilibrium reference panels from gnomAD</w:t>
-      </w:r>
-      <w:hyperlink w:anchor="ref-karczewski2020gnomad">
-        <w:r>
-          <w:rPr>
-            <w:rStyle w:val="Hyperlink"/>
-            <w:vertAlign w:val="superscript"/>
-          </w:rPr>
-          <w:t xml:space="preserve">8</w:t>
-        </w:r>
-      </w:hyperlink>
-      <w:r>
-        <w:t xml:space="preserve"> </w:t>
-      </w:r>
-      <w:r>
-        <w:t xml:space="preserve">and Pan-UKBB</w:t>
-      </w:r>
-      <w:hyperlink w:anchor="ref-karczewski2025panukbb">
-        <w:r>
-          <w:rPr>
-            <w:rStyle w:val="Hyperlink"/>
-            <w:vertAlign w:val="superscript"/>
-          </w:rPr>
-          <w:t xml:space="preserve">7</w:t>
-        </w:r>
-      </w:hyperlink>
-      <w:r>
-        <w:t xml:space="preserve">.</w:t>
-      </w:r>
-    </w:p>
-    <w:p>
-      <w:pPr>
-        <w:pStyle w:val="BodyText"/>
-      </w:pPr>
-      <w:r>
-        <w:t xml:space="preserve">The workflow is implemented using Nextflow</w:t>
-      </w:r>
-      <w:hyperlink w:anchor="ref-ditommaso2017nextflow">
-        <w:r>
-          <w:rPr>
-            <w:rStyle w:val="Hyperlink"/>
-            <w:vertAlign w:val="superscript"/>
-          </w:rPr>
-          <w:t xml:space="preserve">9</w:t>
-        </w:r>
-      </w:hyperlink>
-      <w:r>
-        <w:t xml:space="preserve"> </w:t>
-      </w:r>
-      <w:r>
-        <w:t xml:space="preserve">on top of the Open Targets Gentropy framework, and is designed to run in-house at</w:t>
-      </w:r>
-      <w:r>
-        <w:t xml:space="preserve"> </w:t>
-      </w:r>
-      <w:r>
-        <w:t xml:space="preserve">biobank scale. Unifying this workflow with Open Targets’ existing single-ancestry fine-mapping is left for future work.</w:t>
-      </w:r>
-    </w:p>
-    <w:p>
-      <w:pPr>
-        <w:pStyle w:val="BodyText"/>
-      </w:pPr>
-      <w:r>
-        <w:t xml:space="preserve">The pipeline is structured as a sequence of pluggable stages. A resolver reads the Gentropy study index and, for each trait, determines which combinations of</w:t>
-      </w:r>
-      <w:r>
-        <w:t xml:space="preserve"> </w:t>
-      </w:r>
-      <w:r>
-        <w:t xml:space="preserve">studies across ancestries are eligible for multi-ancestry fine-mapping. The pipeline routes each eligible combination to one or more applicable methods. Studies</w:t>
-      </w:r>
-      <w:r>
-        <w:t xml:space="preserve"> </w:t>
-      </w:r>
-      <w:r>
-        <w:t xml:space="preserve">assigned to an execution route are then clumped into loci. Per-locus, per-ancestry linkage disequilibrium is retrieved from reference panels through a common</w:t>
-      </w:r>
-      <w:r>
-        <w:t xml:space="preserve"> </w:t>
-      </w:r>
-      <w:r>
-        <w:t xml:space="preserve">access layer. Clumped loci and their matched LD are passed through a shared Gentropy input interface. The method itself is agnostic and selectable, spanning MultiSuSiE</w:t>
-      </w:r>
-      <w:hyperlink w:anchor="ref-rossen2026multisusie">
-        <w:r>
-          <w:rPr>
-            <w:rStyle w:val="Hyperlink"/>
-            <w:vertAlign w:val="superscript"/>
-          </w:rPr>
-          <w:t xml:space="preserve">6</w:t>
-        </w:r>
-      </w:hyperlink>
-      <w:r>
-        <w:t xml:space="preserve"> </w:t>
-      </w:r>
-      <w:r>
-        <w:t xml:space="preserve">as proof of concept,</w:t>
-      </w:r>
-      <w:r>
-        <w:t xml:space="preserve"> </w:t>
-      </w:r>
-      <w:r>
-        <w:t xml:space="preserve">with future work streamlined to integrate MESuSiE</w:t>
-      </w:r>
-      <w:hyperlink w:anchor="ref-gao2024mesusie">
-        <w:r>
-          <w:rPr>
-            <w:rStyle w:val="Hyperlink"/>
-            <w:vertAlign w:val="superscript"/>
-          </w:rPr>
-          <w:t xml:space="preserve">5</w:t>
-        </w:r>
-      </w:hyperlink>
-      <w:r>
-        <w:t xml:space="preserve">, SuShiE</w:t>
-      </w:r>
-      <w:hyperlink w:anchor="ref-lu2025sushie">
-        <w:r>
-          <w:rPr>
-            <w:rStyle w:val="Hyperlink"/>
-            <w:vertAlign w:val="superscript"/>
-          </w:rPr>
-          <w:t xml:space="preserve">10</w:t>
-        </w:r>
-      </w:hyperlink>
-      <w:r>
-        <w:t xml:space="preserve"> </w:t>
-      </w:r>
-      <w:r>
-        <w:t xml:space="preserve">and SuSiEx</w:t>
-      </w:r>
-      <w:hyperlink w:anchor="ref-yuan2024susiex">
-        <w:r>
-          <w:rPr>
-            <w:rStyle w:val="Hyperlink"/>
-            <w:vertAlign w:val="superscript"/>
-          </w:rPr>
-          <w:t xml:space="preserve">3</w:t>
-        </w:r>
-      </w:hyperlink>
-      <w:r>
-        <w:t xml:space="preserve">. Method output is normalised back through a shared Gentropy output</w:t>
-      </w:r>
-      <w:r>
-        <w:t xml:space="preserve"> </w:t>
-      </w:r>
-      <w:r>
-        <w:t xml:space="preserve">interface into the standard credible-set format, so that it can be reused efficiently by Spark-distributed jobs native to Open Targets’ post-GWAS analysis, e.g. colocalisation.</w:t>
-      </w:r>
-    </w:p>
-    <w:p>
-      <w:pPr>
-        <w:pStyle w:val="BodyText"/>
-      </w:pPr>
-      <w:r>
-        <w:t xml:space="preserve">This Nextflow multi-ancestry fine-mapping pipeline will allow Open Targets to produce more accurate credible sets at the scale set out above, by</w:t>
-      </w:r>
-      <w:r>
-        <w:t xml:space="preserve"> </w:t>
-      </w:r>
-      <w:r>
-        <w:t xml:space="preserve">leveraging cross-population LD structure differences. Built on open-source methods and uniform access to external LD reference panels, it will support</w:t>
-      </w:r>
-      <w:r>
-        <w:t xml:space="preserve"> </w:t>
-      </w:r>
-      <w:r>
-        <w:t xml:space="preserve">reuse by other groups working with multi-ancestry GWAS data. Its pluggable architecture will let researchers choose whichever method best fits their</w:t>
-      </w:r>
-      <w:r>
-        <w:t xml:space="preserve"> </w:t>
-      </w:r>
-      <w:r>
-        <w:t xml:space="preserve">own baseline fine-mapping assumptions.</w:t>
-      </w:r>
-    </w:p>
-    <w:bookmarkStart w:id="40" w:name="refs"/>
-    <w:bookmarkStart w:id="22" w:name="ref-wang2020susie"/>
-    <w:p>
-      <w:pPr>
-        <w:pStyle w:val="Bibliography"/>
-      </w:pPr>
-      <w:r>
-        <w:t xml:space="preserve">1.</w:t>
-      </w:r>
-      <w:r>
-        <w:t xml:space="preserve"> </w:t>
-      </w:r>
-      <w:r>
-        <w:t xml:space="preserve">	</w:t>
-      </w:r>
-      <w:r>
-        <w:t xml:space="preserve">Wang, G., Sarkar, A., Carbonetto, P. &amp; Stephens, M.</w:t>
-      </w:r>
-      <w:r>
-        <w:t xml:space="preserve"> </w:t>
-      </w:r>
-      <w:hyperlink r:id="rId21">
-        <w:r>
-          <w:rPr>
-            <w:rStyle w:val="Hyperlink"/>
-          </w:rPr>
-          <w:t xml:space="preserve">A simple new approach to variable selection in regression, with application to genetic fine mapping</w:t>
-        </w:r>
-      </w:hyperlink>
-      <w:r>
-        <w:t xml:space="preserve">.</w:t>
-      </w:r>
-      <w:r>
-        <w:t xml:space="preserve"> </w:t>
-      </w:r>
-      <w:r>
-        <w:rPr>
-          <w:i/>
-          <w:iCs/>
-        </w:rPr>
-        <w:t xml:space="preserve">Journal of the Royal Statistical Society Series B: Statistical Methodology</w:t>
-      </w:r>
-      <w:r>
-        <w:t xml:space="preserve"> </w:t>
-      </w:r>
-      <w:r>
-        <w:rPr>
-          <w:b/>
-          <w:bCs/>
-        </w:rPr>
-        <w:t xml:space="preserve">82</w:t>
-      </w:r>
-      <w:r>
-        <w:t xml:space="preserve">, 1273–1300 (2020).</w:t>
-      </w:r>
-    </w:p>
-    <w:bookmarkEnd w:id="22"/>
-    <w:bookmarkStart w:id="23" w:name="ref-tsepilov2026pleiotropy"/>
-    <w:p>
-      <w:pPr>
-        <w:pStyle w:val="Bibliography"/>
-      </w:pPr>
-      <w:r>
-        <w:t xml:space="preserve">2.</w:t>
-      </w:r>
-      <w:r>
-        <w:t xml:space="preserve"> </w:t>
-      </w:r>
-      <w:r>
-        <w:t xml:space="preserve">	</w:t>
-      </w:r>
-      <w:r>
-        <w:t xml:space="preserve">Tsepilov, Y. A.</w:t>
-      </w:r>
-      <w:r>
-        <w:t xml:space="preserve"> </w:t>
-      </w:r>
-      <w:r>
-        <w:rPr>
-          <w:i/>
-          <w:iCs/>
-        </w:rPr>
-        <w:t xml:space="preserve">et al.</w:t>
-      </w:r>
-      <w:r>
-        <w:t xml:space="preserve"> The human pleiotropic map of</w:t>
-      </w:r>
-      <w:r>
-        <w:t xml:space="preserve"> </w:t>
-      </w:r>
-      <w:r>
-        <w:t xml:space="preserve">GWAS</w:t>
-      </w:r>
-      <w:r>
-        <w:t xml:space="preserve"> </w:t>
-      </w:r>
-      <w:r>
-        <w:t xml:space="preserve">associations and therapeutic implications. (2026).</w:t>
-      </w:r>
-    </w:p>
-    <w:bookmarkEnd w:id="23"/>
-    <w:bookmarkStart w:id="25" w:name="ref-yuan2024susiex"/>
-    <w:p>
-      <w:pPr>
-        <w:pStyle w:val="Bibliography"/>
-      </w:pPr>
-      <w:r>
-        <w:t xml:space="preserve">3.</w:t>
-      </w:r>
-      <w:r>
-        <w:t xml:space="preserve"> </w:t>
-      </w:r>
-      <w:r>
-        <w:t xml:space="preserve">	</w:t>
-      </w:r>
-      <w:r>
-        <w:t xml:space="preserve">Yuan, K.</w:t>
-      </w:r>
-      <w:r>
-        <w:t xml:space="preserve"> </w:t>
-      </w:r>
-      <w:r>
-        <w:rPr>
-          <w:i/>
-          <w:iCs/>
-        </w:rPr>
-        <w:t xml:space="preserve">et al.</w:t>
-      </w:r>
-      <w:r>
-        <w:t xml:space="preserve"> </w:t>
-      </w:r>
-      <w:hyperlink r:id="rId24">
-        <w:r>
-          <w:rPr>
-            <w:rStyle w:val="Hyperlink"/>
-          </w:rPr>
-          <w:t xml:space="preserve">Fine-mapping across diverse ancestries drives the discovery of putative causal variants underlying human complex traits and diseases</w:t>
-        </w:r>
-      </w:hyperlink>
-      <w:r>
-        <w:t xml:space="preserve">.</w:t>
-      </w:r>
-      <w:r>
-        <w:t xml:space="preserve"> </w:t>
-      </w:r>
-      <w:r>
-        <w:rPr>
-          <w:i/>
-          <w:iCs/>
-        </w:rPr>
-        <w:t xml:space="preserve">Nature Genetics</w:t>
-      </w:r>
-      <w:r>
-        <w:t xml:space="preserve"> </w:t>
-      </w:r>
-      <w:r>
-        <w:rPr>
-          <w:b/>
-          <w:bCs/>
-        </w:rPr>
-        <w:t xml:space="preserve">56</w:t>
-      </w:r>
-      <w:r>
-        <w:t xml:space="preserve">, 1841–1850 (2024).</w:t>
-      </w:r>
-    </w:p>
-    <w:bookmarkEnd w:id="25"/>
-    <w:bookmarkStart w:id="27" w:name="ref-vandebunt2015finemapping"/>
-    <w:p>
-      <w:pPr>
-        <w:pStyle w:val="Bibliography"/>
-      </w:pPr>
-      <w:r>
-        <w:t xml:space="preserve">4.</w:t>
-      </w:r>
-      <w:r>
-        <w:t xml:space="preserve"> </w:t>
-      </w:r>
-      <w:r>
-        <w:t xml:space="preserve">	</w:t>
-      </w:r>
-      <w:r>
-        <w:t xml:space="preserve">Bunt, M. van de</w:t>
-      </w:r>
-      <w:r>
-        <w:t xml:space="preserve"> </w:t>
-      </w:r>
-      <w:r>
-        <w:rPr>
-          <w:i/>
-          <w:iCs/>
-        </w:rPr>
-        <w:t xml:space="preserve">et al.</w:t>
-      </w:r>
-      <w:r>
-        <w:t xml:space="preserve"> </w:t>
-      </w:r>
-      <w:hyperlink r:id="rId26">
-        <w:r>
-          <w:rPr>
-            <w:rStyle w:val="Hyperlink"/>
-          </w:rPr>
-          <w:t xml:space="preserve">Evaluating the performance of fine-mapping strategies at common variant</w:t>
-        </w:r>
-        <w:r>
-          <w:rPr>
-            <w:rStyle w:val="Hyperlink"/>
-          </w:rPr>
-          <w:t xml:space="preserve"> </w:t>
-        </w:r>
-        <w:r>
-          <w:rPr>
-            <w:rStyle w:val="Hyperlink"/>
-          </w:rPr>
-          <w:t xml:space="preserve">GWAS</w:t>
-        </w:r>
-        <w:r>
-          <w:rPr>
-            <w:rStyle w:val="Hyperlink"/>
-          </w:rPr>
-          <w:t xml:space="preserve"> </w:t>
-        </w:r>
-        <w:r>
-          <w:rPr>
-            <w:rStyle w:val="Hyperlink"/>
-          </w:rPr>
-          <w:t xml:space="preserve">loci</w:t>
-        </w:r>
-      </w:hyperlink>
-      <w:r>
-        <w:t xml:space="preserve">.</w:t>
-      </w:r>
-      <w:r>
-        <w:t xml:space="preserve"> </w:t>
-      </w:r>
-      <w:r>
-        <w:rPr>
-          <w:i/>
-          <w:iCs/>
-        </w:rPr>
-        <w:t xml:space="preserve">PLOS Genetics</w:t>
-      </w:r>
-      <w:r>
-        <w:t xml:space="preserve"> </w:t>
-      </w:r>
-      <w:r>
-        <w:rPr>
-          <w:b/>
-          <w:bCs/>
-        </w:rPr>
-        <w:t xml:space="preserve">11</w:t>
-      </w:r>
-      <w:r>
-        <w:t xml:space="preserve">, e1005535 (2015).</w:t>
-      </w:r>
-    </w:p>
-    <w:bookmarkEnd w:id="27"/>
-    <w:bookmarkStart w:id="29" w:name="ref-gao2024mesusie"/>
-    <w:p>
-      <w:pPr>
-        <w:pStyle w:val="Bibliography"/>
-      </w:pPr>
-      <w:r>
-        <w:t xml:space="preserve">5.</w:t>
-      </w:r>
-      <w:r>
-        <w:t xml:space="preserve"> </w:t>
-      </w:r>
-      <w:r>
-        <w:t xml:space="preserve">	</w:t>
-      </w:r>
-      <w:r>
-        <w:t xml:space="preserve">Gao, B. &amp; Zhou, X.</w:t>
-      </w:r>
-      <w:r>
-        <w:t xml:space="preserve"> </w:t>
-      </w:r>
-      <w:hyperlink r:id="rId28">
-        <w:r>
-          <w:rPr>
-            <w:rStyle w:val="Hyperlink"/>
-          </w:rPr>
-          <w:t xml:space="preserve">MESuSiE</w:t>
-        </w:r>
-        <w:r>
-          <w:rPr>
-            <w:rStyle w:val="Hyperlink"/>
-          </w:rPr>
-          <w:t xml:space="preserve"> </w:t>
-        </w:r>
-        <w:r>
-          <w:rPr>
-            <w:rStyle w:val="Hyperlink"/>
-          </w:rPr>
-          <w:t xml:space="preserve">enables scalable and powerful multi-ancestry fine-mapping of causal variants in genome-wide association studies</w:t>
-        </w:r>
-      </w:hyperlink>
-      <w:r>
-        <w:t xml:space="preserve">.</w:t>
-      </w:r>
-      <w:r>
-        <w:t xml:space="preserve"> </w:t>
-      </w:r>
-      <w:r>
-        <w:rPr>
-          <w:i/>
-          <w:iCs/>
-        </w:rPr>
-        <w:t xml:space="preserve">Nature Genetics</w:t>
-      </w:r>
-      <w:r>
-        <w:t xml:space="preserve"> </w:t>
-      </w:r>
-      <w:r>
-        <w:rPr>
-          <w:b/>
-          <w:bCs/>
-        </w:rPr>
-        <w:t xml:space="preserve">56</w:t>
-      </w:r>
-      <w:r>
-        <w:t xml:space="preserve">, 170–179 (2024).</w:t>
-      </w:r>
-    </w:p>
-    <w:bookmarkEnd w:id="29"/>
-    <w:bookmarkStart w:id="31" w:name="ref-rossen2026multisusie"/>
-    <w:p>
-      <w:pPr>
-        <w:pStyle w:val="Bibliography"/>
-      </w:pPr>
-      <w:r>
-        <w:t xml:space="preserve">6.</w:t>
-      </w:r>
-      <w:r>
-        <w:t xml:space="preserve"> </w:t>
-      </w:r>
-      <w:r>
-        <w:t xml:space="preserve">	</w:t>
-      </w:r>
-      <w:r>
-        <w:t xml:space="preserve">Rossen, J.</w:t>
-      </w:r>
-      <w:r>
-        <w:t xml:space="preserve"> </w:t>
-      </w:r>
-      <w:r>
-        <w:rPr>
-          <w:i/>
-          <w:iCs/>
-        </w:rPr>
-        <w:t xml:space="preserve">et al.</w:t>
-      </w:r>
-      <w:r>
-        <w:t xml:space="preserve"> </w:t>
-      </w:r>
-      <w:hyperlink r:id="rId30">
-        <w:r>
-          <w:rPr>
-            <w:rStyle w:val="Hyperlink"/>
-          </w:rPr>
-          <w:t xml:space="preserve">MultiSuSiE</w:t>
-        </w:r>
-        <w:r>
-          <w:rPr>
-            <w:rStyle w:val="Hyperlink"/>
-          </w:rPr>
-          <w:t xml:space="preserve"> </w:t>
-        </w:r>
-        <w:r>
-          <w:rPr>
-            <w:rStyle w:val="Hyperlink"/>
-          </w:rPr>
-          <w:t xml:space="preserve">improves multi-ancestry fine-mapping in all of us whole-genome sequencing data</w:t>
-        </w:r>
-      </w:hyperlink>
-      <w:r>
-        <w:t xml:space="preserve">.</w:t>
-      </w:r>
-      <w:r>
-        <w:t xml:space="preserve"> </w:t>
-      </w:r>
-      <w:r>
-        <w:rPr>
-          <w:i/>
-          <w:iCs/>
-        </w:rPr>
-        <w:t xml:space="preserve">Nature Genetics</w:t>
-      </w:r>
-      <w:r>
-        <w:t xml:space="preserve"> </w:t>
-      </w:r>
-      <w:r>
-        <w:rPr>
-          <w:b/>
-          <w:bCs/>
-        </w:rPr>
-        <w:t xml:space="preserve">58</w:t>
-      </w:r>
-      <w:r>
-        <w:t xml:space="preserve">, 67–76 (2026).</w:t>
-      </w:r>
-    </w:p>
-    <w:bookmarkEnd w:id="31"/>
-    <w:bookmarkStart w:id="33" w:name="ref-karczewski2025panukbb"/>
-    <w:p>
-      <w:pPr>
-        <w:pStyle w:val="Bibliography"/>
-      </w:pPr>
-      <w:r>
-        <w:t xml:space="preserve">7.</w:t>
-      </w:r>
-      <w:r>
-        <w:t xml:space="preserve"> </w:t>
-      </w:r>
-      <w:r>
-        <w:t xml:space="preserve">	</w:t>
-      </w:r>
-      <w:r>
-        <w:t xml:space="preserve">Karczewski, K. J.</w:t>
-      </w:r>
-      <w:r>
-        <w:t xml:space="preserve"> </w:t>
-      </w:r>
-      <w:r>
-        <w:rPr>
-          <w:i/>
-          <w:iCs/>
-        </w:rPr>
-        <w:t xml:space="preserve">et al.</w:t>
-      </w:r>
-      <w:r>
-        <w:t xml:space="preserve"> </w:t>
-      </w:r>
-      <w:hyperlink r:id="rId32">
-        <w:r>
-          <w:rPr>
-            <w:rStyle w:val="Hyperlink"/>
-          </w:rPr>
-          <w:t xml:space="preserve">Pan-</w:t>
-        </w:r>
-        <w:r>
-          <w:rPr>
-            <w:rStyle w:val="Hyperlink"/>
-          </w:rPr>
-          <w:t xml:space="preserve">UK</w:t>
-        </w:r>
-        <w:r>
-          <w:rPr>
-            <w:rStyle w:val="Hyperlink"/>
-          </w:rPr>
-          <w:t xml:space="preserve"> </w:t>
-        </w:r>
-        <w:r>
-          <w:rPr>
-            <w:rStyle w:val="Hyperlink"/>
-          </w:rPr>
-          <w:t xml:space="preserve">biobank genome-wide association analyses enhance discovery and resolution of ancestry-enriched effects</w:t>
-        </w:r>
-      </w:hyperlink>
-      <w:r>
-        <w:t xml:space="preserve">.</w:t>
-      </w:r>
-      <w:r>
-        <w:t xml:space="preserve"> </w:t>
-      </w:r>
-      <w:r>
-        <w:rPr>
-          <w:i/>
-          <w:iCs/>
-        </w:rPr>
-        <w:t xml:space="preserve">Nature Genetics</w:t>
-      </w:r>
-      <w:r>
-        <w:t xml:space="preserve"> </w:t>
-      </w:r>
-      <w:r>
-        <w:rPr>
-          <w:b/>
-          <w:bCs/>
-        </w:rPr>
-        <w:t xml:space="preserve">57</w:t>
-      </w:r>
-      <w:r>
-        <w:t xml:space="preserve">, 2408–2417 (2025).</w:t>
-      </w:r>
-    </w:p>
-    <w:bookmarkEnd w:id="33"/>
-    <w:bookmarkStart w:id="35" w:name="ref-karczewski2020gnomad"/>
-    <w:p>
-      <w:pPr>
-        <w:pStyle w:val="Bibliography"/>
-      </w:pPr>
-      <w:r>
-        <w:t xml:space="preserve">8.</w:t>
-      </w:r>
-      <w:r>
-        <w:t xml:space="preserve"> </w:t>
-      </w:r>
-      <w:r>
-        <w:t xml:space="preserve">	</w:t>
-      </w:r>
-      <w:r>
-        <w:t xml:space="preserve">Karczewski, K. J.</w:t>
-      </w:r>
-      <w:r>
-        <w:t xml:space="preserve"> </w:t>
-      </w:r>
-      <w:r>
-        <w:rPr>
-          <w:i/>
-          <w:iCs/>
-        </w:rPr>
-        <w:t xml:space="preserve">et al.</w:t>
-      </w:r>
-      <w:r>
-        <w:t xml:space="preserve"> </w:t>
-      </w:r>
-      <w:hyperlink r:id="rId34">
-        <w:r>
-          <w:rPr>
-            <w:rStyle w:val="Hyperlink"/>
-          </w:rPr>
-          <w:t xml:space="preserve">The mutational constraint spectrum quantified from variation in 141,456 humans</w:t>
-        </w:r>
-      </w:hyperlink>
-      <w:r>
-        <w:t xml:space="preserve">.</w:t>
-      </w:r>
-      <w:r>
-        <w:t xml:space="preserve"> </w:t>
-      </w:r>
-      <w:r>
-        <w:rPr>
-          <w:i/>
-          <w:iCs/>
-        </w:rPr>
-        <w:t xml:space="preserve">Nature</w:t>
-      </w:r>
-      <w:r>
-        <w:t xml:space="preserve"> </w:t>
-      </w:r>
-      <w:r>
-        <w:rPr>
-          <w:b/>
-          <w:bCs/>
-        </w:rPr>
-        <w:t xml:space="preserve">581</w:t>
-      </w:r>
-      <w:r>
-        <w:t xml:space="preserve">, 434–443 (2020).</w:t>
-      </w:r>
-    </w:p>
-    <w:bookmarkEnd w:id="35"/>
-    <w:bookmarkStart w:id="37" w:name="ref-ditommaso2017nextflow"/>
-    <w:p>
-      <w:pPr>
-        <w:pStyle w:val="Bibliography"/>
-      </w:pPr>
-      <w:r>
-        <w:t xml:space="preserve">9.</w:t>
-      </w:r>
-      <w:r>
-        <w:t xml:space="preserve"> </w:t>
-      </w:r>
-      <w:r>
-        <w:t xml:space="preserve">	</w:t>
-      </w:r>
-      <w:r>
-        <w:t xml:space="preserve">Di Tommaso, P.</w:t>
-      </w:r>
-      <w:r>
-        <w:t xml:space="preserve"> </w:t>
-      </w:r>
-      <w:r>
-        <w:rPr>
-          <w:i/>
-          <w:iCs/>
-        </w:rPr>
-        <w:t xml:space="preserve">et al.</w:t>
-      </w:r>
-      <w:r>
-        <w:t xml:space="preserve"> </w:t>
-      </w:r>
-      <w:hyperlink r:id="rId36">
-        <w:r>
-          <w:rPr>
-            <w:rStyle w:val="Hyperlink"/>
-          </w:rPr>
-          <w:t xml:space="preserve">Nextflow enables reproducible computational workflows</w:t>
-        </w:r>
-      </w:hyperlink>
-      <w:r>
-        <w:t xml:space="preserve">.</w:t>
-      </w:r>
-      <w:r>
-        <w:t xml:space="preserve"> </w:t>
-      </w:r>
-      <w:r>
-        <w:rPr>
-          <w:i/>
-          <w:iCs/>
-        </w:rPr>
-        <w:t xml:space="preserve">Nature Biotechnology</w:t>
-      </w:r>
-      <w:r>
-        <w:t xml:space="preserve"> </w:t>
-      </w:r>
-      <w:r>
-        <w:rPr>
-          <w:b/>
-          <w:bCs/>
-        </w:rPr>
-        <w:t xml:space="preserve">35</w:t>
-      </w:r>
-      <w:r>
-        <w:t xml:space="preserve">, 316–319 (2017).</w:t>
-      </w:r>
-    </w:p>
-    <w:bookmarkEnd w:id="37"/>
-    <w:bookmarkStart w:id="39" w:name="ref-lu2025sushie"/>
-    <w:p>
-      <w:pPr>
-        <w:pStyle w:val="Bibliography"/>
-      </w:pPr>
-      <w:r>
-        <w:t xml:space="preserve">10.</w:t>
-      </w:r>
-      <w:r>
-        <w:t xml:space="preserve"> </w:t>
-      </w:r>
-      <w:r>
-        <w:t xml:space="preserve">	</w:t>
-      </w:r>
-      <w:r>
-        <w:t xml:space="preserve">Lu, Z.</w:t>
-      </w:r>
-      <w:r>
-        <w:t xml:space="preserve"> </w:t>
-      </w:r>
-      <w:r>
-        <w:rPr>
-          <w:i/>
-          <w:iCs/>
-        </w:rPr>
-        <w:t xml:space="preserve">et al.</w:t>
-      </w:r>
-      <w:r>
-        <w:t xml:space="preserve"> </w:t>
-      </w:r>
-      <w:hyperlink r:id="rId38">
-        <w:r>
-          <w:rPr>
-            <w:rStyle w:val="Hyperlink"/>
-          </w:rPr>
-          <w:t xml:space="preserve">Improved multiancestry fine-mapping identifies cis-regulatory variants underlying molecular traits and disease risk</w:t>
-        </w:r>
-      </w:hyperlink>
-      <w:r>
-        <w:t xml:space="preserve">.</w:t>
-      </w:r>
-      <w:r>
-        <w:t xml:space="preserve"> </w:t>
-      </w:r>
-      <w:r>
-        <w:rPr>
-          <w:i/>
-          <w:iCs/>
-        </w:rPr>
-        <w:t xml:space="preserve">Nature Genetics</w:t>
-      </w:r>
-      <w:r>
-        <w:t xml:space="preserve"> </w:t>
-      </w:r>
-      <w:r>
-        <w:rPr>
-          <w:b/>
-          <w:bCs/>
-        </w:rPr>
-        <w:t xml:space="preserve">57</w:t>
-      </w:r>
-      <w:r>
-        <w:t xml:space="preserve">, 1881–1889 (2025).</w:t>
-      </w:r>
-    </w:p>
-    <w:bookmarkEnd w:id="39"/>
-    <w:bookmarkEnd w:id="40"/>
-    <w:bookmarkEnd w:id="41"/>
-    <w:bookmarkEnd w:id="42"/>
     <w:sectPr/>
   </w:body>
 </w:document>

--- a/docs/abstract/abstract.docx
+++ b/docs/abstract/abstract.docx
@@ -7,7 +7,7 @@
         <w:pStyle w:val="Title"/>
       </w:pPr>
       <w:r>
-        <w:t xml:space="preserve">Multi-ancestry fine-mapping at scale</w:t>
+        <w:t xml:space="preserve">From single- to multi-ancestry fine-mapping at scale: a Gentropy workflow</w:t>
       </w:r>
     </w:p>
     <w:p>
@@ -40,133 +40,121 @@
         <w:pStyle w:val="FirstParagraph"/>
       </w:pPr>
       <w:r>
-        <w:t xml:space="preserve">Genome-wide association studies have allowed researchers to identify millions of single-variant associations to common disease and measurement traits.</w:t>
-      </w:r>
-      <w:r>
-        <w:t xml:space="preserve"> </w:t>
-      </w:r>
-      <w:r>
-        <w:t xml:space="preserve">These associations carry substantial value for explaining biological processes. However, associated variants are correlated through linkage</w:t>
-      </w:r>
-      <w:r>
-        <w:t xml:space="preserve"> </w:t>
-      </w:r>
-      <w:r>
-        <w:t xml:space="preserve">disequilibrium. An association signal at a locus therefore does not by itself identify which correlated variant influences the phenotype. Bayesian</w:t>
-      </w:r>
-      <w:r>
-        <w:t xml:space="preserve"> </w:t>
-      </w:r>
-      <w:r>
-        <w:t xml:space="preserve">fine-mapping methods quantify this uncertainty by assigning each variant at a locus a posterior inclusion probability — the probability that the variant itself is</w:t>
-      </w:r>
-      <w:r>
-        <w:t xml:space="preserve"> </w:t>
-      </w:r>
-      <w:r>
-        <w:t xml:space="preserve">causal, conditioned on the observed association and the local LD structure. The variants at a locus are aggregated into a credible set that captures the</w:t>
-      </w:r>
-      <w:r>
-        <w:t xml:space="preserve"> </w:t>
-      </w:r>
-      <w:r>
-        <w:t xml:space="preserve">true driver of the signal with a defined posterior probability. These methods were originally established for single-ancestry resolution, and already</w:t>
-      </w:r>
-      <w:r>
-        <w:t xml:space="preserve"> </w:t>
-      </w:r>
-      <w:r>
-        <w:t xml:space="preserve">run at scale within the Open Targets Platform. Variants that tag the true signal through linkage disequilibrium, without driving it, show marginally</w:t>
-      </w:r>
-      <w:r>
-        <w:t xml:space="preserve"> </w:t>
-      </w:r>
-      <w:r>
-        <w:t xml:space="preserve">different effects across populations due to differences in LD structure. A tag variant statistically indistinguishable from the true driver in one</w:t>
-      </w:r>
-      <w:r>
-        <w:t xml:space="preserve"> </w:t>
-      </w:r>
-      <w:r>
-        <w:t xml:space="preserve">ancestry can be distinguishable in another. Multi-ancestry fine-mapping methods exploit the differences in LD by integrating data from multiple</w:t>
-      </w:r>
-      <w:r>
-        <w:t xml:space="preserve"> </w:t>
-      </w:r>
-      <w:r>
-        <w:t xml:space="preserve">populations. The growth of large trans-ethnic biobanks producing GWAS for the same trait across ancestries allows multiple ancestries to be leveraged to</w:t>
-      </w:r>
-      <w:r>
-        <w:t xml:space="preserve"> </w:t>
-      </w:r>
-      <w:r>
-        <w:t xml:space="preserve">improve fine-mapping accuracy for the underlying variants shared across ancestries. Grouping GWAS Catalog studies in Open</w:t>
-      </w:r>
-      <w:r>
-        <w:t xml:space="preserve"> </w:t>
-      </w:r>
-      <w:r>
-        <w:t xml:space="preserve">Targets release 26.06 by shared trait resulted in 7,490 trait-sets with multiple single-ancestry studies. We are developing a scalable multi-ancestry fine-mapping</w:t>
-      </w:r>
-      <w:r>
-        <w:t xml:space="preserve"> </w:t>
-      </w:r>
-      <w:r>
-        <w:t xml:space="preserve">workflow that integrates GWAS summary statistics, with ancestry-matched linkage disequilibrium reference panels from gnomAD and Pan-UKBB. The workflow</w:t>
-      </w:r>
-      <w:r>
-        <w:t xml:space="preserve"> </w:t>
-      </w:r>
-      <w:r>
-        <w:t xml:space="preserve">is implemented using Nextflow on top of the Open Targets Gentropy framework, and is designed to run in-house at biobank scale. The pipeline resolves the</w:t>
-      </w:r>
-      <w:r>
-        <w:t xml:space="preserve"> </w:t>
-      </w:r>
-      <w:r>
-        <w:t xml:space="preserve">Gentropy study index. For each trait set, pipeline determines which combinations of studies are eligible for multi-ancestry fine-mapping. The pipeline routes</w:t>
-      </w:r>
-      <w:r>
-        <w:t xml:space="preserve"> </w:t>
-      </w:r>
-      <w:r>
-        <w:t xml:space="preserve">each eligible combination to one or more applicable methods. Studies assigned to an execution route are then clumped. Loci and their</w:t>
-      </w:r>
-      <w:r>
-        <w:t xml:space="preserve"> </w:t>
-      </w:r>
-      <w:r>
-        <w:t xml:space="preserve">matched LD are passed through a shared Gentropy input interface. The method itself is agnostic and selectable, spanning MultiSuSiE as proof of concept,</w:t>
-      </w:r>
-      <w:r>
-        <w:t xml:space="preserve"> </w:t>
-      </w:r>
-      <w:r>
-        <w:t xml:space="preserve">with future work streamlined to integrate other methods. Method output is normalised back through a shared Gentropy output interface into the standard</w:t>
-      </w:r>
-      <w:r>
-        <w:t xml:space="preserve"> </w:t>
-      </w:r>
-      <w:r>
-        <w:t xml:space="preserve">credible-set format, so that it can be reused efficiently by other post-GWAS analysis methods. This Nextflow</w:t>
-      </w:r>
-      <w:r>
-        <w:t xml:space="preserve"> </w:t>
-      </w:r>
-      <w:r>
-        <w:t xml:space="preserve">multi-ancestry fine-mapping pipeline will allow Open Targets to produce more accurate credible sets at scale.</w:t>
-      </w:r>
-      <w:r>
-        <w:t xml:space="preserve"> </w:t>
-      </w:r>
-      <w:r>
-        <w:t xml:space="preserve">Built on open-source methods and uniform access to external LD reference panels,</w:t>
-      </w:r>
-      <w:r>
-        <w:t xml:space="preserve"> </w:t>
-      </w:r>
-      <w:r>
-        <w:t xml:space="preserve">it will support reuse by other groups working with multi-ancestry GWAS data.</w:t>
+        <w:t xml:space="preserve">Fine-mapping resolves which of the correlated variants at an associated GWAS locus drives a phenotype, assigning each variant a posterior</w:t>
+      </w:r>
+      <w:r>
+        <w:t xml:space="preserve"> </w:t>
+      </w:r>
+      <w:r>
+        <w:t xml:space="preserve">inclusion probability and aggregating them into a credible set that captures the true signal at a defined posterior probability. The Open</w:t>
+      </w:r>
+      <w:r>
+        <w:t xml:space="preserve"> </w:t>
+      </w:r>
+      <w:r>
+        <w:t xml:space="preserve">Targets Gentropy framework already applies eight ancestry-specific fine-mapping strategies at scale, incorporating the PICS and SuSiE-inf</w:t>
+      </w:r>
+      <w:r>
+        <w:t xml:space="preserve"> </w:t>
+      </w:r>
+      <w:r>
+        <w:t xml:space="preserve">approaches, and continuously fine-maps GWAS across the Open Targets Platform — one study at a time, within a single ancestry.</w:t>
+      </w:r>
+      <w:r>
+        <w:t xml:space="preserve"> </w:t>
+      </w:r>
+      <w:r>
+        <w:t xml:space="preserve">The same resource holds many GWAS for the same trait across different ancestries. Grouping GWAS Catalog studies in Open Targets release</w:t>
+      </w:r>
+      <w:r>
+        <w:t xml:space="preserve"> </w:t>
+      </w:r>
+      <w:r>
+        <w:t xml:space="preserve">26.06 by shared trait yielded 7,490 trait-sets containing multiple single-ancestry studies. A variant that tags the true signal through</w:t>
+      </w:r>
+      <w:r>
+        <w:t xml:space="preserve"> </w:t>
+      </w:r>
+      <w:r>
+        <w:t xml:space="preserve">linkage disequilibrium, without driving it, shows different effects across populations because LD structure differs; a tag statistically</w:t>
+      </w:r>
+      <w:r>
+        <w:t xml:space="preserve"> </w:t>
+      </w:r>
+      <w:r>
+        <w:t xml:space="preserve">indistinguishable from the true driver in one ancestry can be distinguishable in another. Multi-ancestry fine-mapping exploits these</w:t>
+      </w:r>
+      <w:r>
+        <w:t xml:space="preserve"> </w:t>
+      </w:r>
+      <w:r>
+        <w:t xml:space="preserve">differences by integrating data across populations, improving resolution for causal variants shared across ancestries. Moving from</w:t>
+      </w:r>
+      <w:r>
+        <w:t xml:space="preserve"> </w:t>
+      </w:r>
+      <w:r>
+        <w:t xml:space="preserve">single-study, single-ancestry fine-mapping to a multi-ancestry, multi-trait approach is therefore the logical next step.</w:t>
+      </w:r>
+      <w:r>
+        <w:t xml:space="preserve"> </w:t>
+      </w:r>
+      <w:r>
+        <w:t xml:space="preserve">We are developing a scalable multi-ancestry fine-mapping workflow that integrates GWAS summary statistics with ancestry-matched linkage</w:t>
+      </w:r>
+      <w:r>
+        <w:t xml:space="preserve"> </w:t>
+      </w:r>
+      <w:r>
+        <w:t xml:space="preserve">disequilibrium reference panels from gnomAD and Pan-UKBB. The workflow is implemented using Nextflow on top of the Open Targets Gentropy</w:t>
+      </w:r>
+      <w:r>
+        <w:t xml:space="preserve"> </w:t>
+      </w:r>
+      <w:r>
+        <w:t xml:space="preserve">framework and is designed to run in-house at biobank scale. The pipeline resolves the Gentropy study index; for each trait-set it</w:t>
+      </w:r>
+      <w:r>
+        <w:t xml:space="preserve"> </w:t>
+      </w:r>
+      <w:r>
+        <w:t xml:space="preserve">determines which combinations of studies are eligible for multi-ancestry fine-mapping and routes each eligible combination to one or more</w:t>
+      </w:r>
+      <w:r>
+        <w:t xml:space="preserve"> </w:t>
+      </w:r>
+      <w:r>
+        <w:t xml:space="preserve">applicable methods. Studies assigned to an execution route are clumped, and loci with their matched LD are passed through a shared</w:t>
+      </w:r>
+      <w:r>
+        <w:t xml:space="preserve"> </w:t>
+      </w:r>
+      <w:r>
+        <w:t xml:space="preserve">Gentropy input interface. The method itself is agnostic and selectable, spanning MultiSuSiE as proof of concept, with future work planned</w:t>
+      </w:r>
+      <w:r>
+        <w:t xml:space="preserve"> </w:t>
+      </w:r>
+      <w:r>
+        <w:t xml:space="preserve">to integrate other methods. Method output is normalised through a shared Gentropy output interface back into the standard credible-set</w:t>
+      </w:r>
+      <w:r>
+        <w:t xml:space="preserve"> </w:t>
+      </w:r>
+      <w:r>
+        <w:t xml:space="preserve">format, so it can be reused by other post-GWAS analysis methods. This workflow will allow Open Targets to produce more accurate credible</w:t>
+      </w:r>
+      <w:r>
+        <w:t xml:space="preserve"> </w:t>
+      </w:r>
+      <w:r>
+        <w:t xml:space="preserve">sets at scale. Built on open-source methods and uniform access to external LD reference panels, it will support reuse by other groups</w:t>
+      </w:r>
+      <w:r>
+        <w:t xml:space="preserve"> </w:t>
+      </w:r>
+      <w:r>
+        <w:t xml:space="preserve">working with multi-ancestry GWAS data.</w:t>
       </w:r>
     </w:p>
     <w:bookmarkEnd w:id="20"/>
